--- a/library/_deliverables/clipboard-screen-capture-protection/DLPCLIP-Solution.docx
+++ b/library/_deliverables/clipboard-screen-capture-protection/DLPCLIP-Solution.docx
@@ -2249,7 +2249,7 @@
           <w:rFonts w:ascii="Consolas" w:hAnsi="Consolas"/>
           <w:sz w:val="19"/>
         </w:rPr>
-        <w:t>DLPCLIP-EndpointReadiness.ps1</w:t>
+        <w:t>DLPCLIP-Discovery.ps1</w:t>
       </w:r>
       <w:r>
         <w:t>)   surfaces the readiness signals.</w:t>
@@ -4583,7 +4583,7 @@
           <w:rFonts w:ascii="Consolas" w:hAnsi="Consolas"/>
           <w:sz w:val="18"/>
         </w:rPr>
-        <w:t xml:space="preserve">    .\DLPCLIP-Config.ps1 -PolicyName 'DLP - Endpoint Clipboard+Screen - Simulation' `</w:t>
+        <w:t xml:space="preserve">    .\DLPCLIP-Configure.ps1 -PolicyName 'DLP - Endpoint Clipboard+Screen - Simulation' `</w:t>
         <w:br/>
         <w:t xml:space="preserve">        -SensitiveTypes 'Credit Card Number' -MinCount 1 -Confidence High -WhatIf</w:t>
       </w:r>
@@ -5035,7 +5035,7 @@
           <w:rFonts w:ascii="Consolas" w:hAnsi="Consolas"/>
           <w:sz w:val="18"/>
         </w:rPr>
-        <w:t xml:space="preserve">    .\DLPCLIP-Set-Scope.ps1 -PolicyName 'DLP - Endpoint Clipboard+Screen - Simulation' `</w:t>
+        <w:t xml:space="preserve">    .\DLPCLIP-ScopeHealth.ps1 -PolicyName 'DLP - Endpoint Clipboard+Screen - Simulation' `</w:t>
         <w:br/>
         <w:t xml:space="preserve">        -IncludeGroup 'DLP Pilot Ring - Stage1' -WhatIf</w:t>
       </w:r>
@@ -7083,7 +7083,7 @@
                 <w:rFonts w:ascii="Consolas" w:hAnsi="Consolas"/>
                 <w:sz w:val="19"/>
               </w:rPr>
-              <w:t>DLPCLIP-Config.ps1</w:t>
+              <w:t>DLPCLIP-Configure.ps1</w:t>
             </w:r>
             <w:r>
               <w:t xml:space="preserve"> / </w:t>
@@ -7093,7 +7093,7 @@
                 <w:rFonts w:ascii="Consolas" w:hAnsi="Consolas"/>
                 <w:sz w:val="19"/>
               </w:rPr>
-              <w:t>DLPCLIP-Set-Scope.ps1</w:t>
+              <w:t>DLPCLIP-ScopeHealth.ps1</w:t>
             </w:r>
             <w:r>
               <w:t xml:space="preserve"> run </w:t>
